--- a/Documentação/Telas/Tela de historico.docx
+++ b/Documentação/Telas/Tela de historico.docx
@@ -8,70 +8,97 @@
         <w:bidi w:val="0"/>
         <w:spacing w:lineRule="auto" w:line="276" w:before="0" w:after="140"/>
         <w:jc w:val="start"/>
-        <w:rPr/>
-      </w:pPr>
-      <w:r>
-        <w:rPr/>
-        <w:t>Detalhamento de Tela: Histórico Completo</w:t>
-      </w:r>
-    </w:p>
-    <w:p>
-      <w:pPr>
-        <w:pStyle w:val="BodyText"/>
-        <w:bidi w:val="0"/>
-        <w:jc w:val="start"/>
-        <w:rPr/>
-      </w:pPr>
-      <w:r>
-        <w:rPr/>
-        <w:t xml:space="preserve">A tela de </w:t>
+        <w:rPr>
+          <w:sz w:val="24"/>
+          <w:szCs w:val="24"/>
+        </w:rPr>
+      </w:pPr>
+      <w:r>
+        <w:rPr>
+          <w:sz w:val="24"/>
+          <w:szCs w:val="24"/>
+        </w:rPr>
+        <w:t xml:space="preserve">📊 </w:t>
+      </w:r>
+      <w:r>
+        <w:rPr>
+          <w:sz w:val="24"/>
+          <w:szCs w:val="24"/>
+        </w:rPr>
+        <w:t>Detalhamento de Tela: Histórico de Movimentações</w:t>
+      </w:r>
+    </w:p>
+    <w:p>
+      <w:pPr>
+        <w:pStyle w:val="BodyText"/>
+        <w:rPr/>
+      </w:pPr>
+      <w:r>
+        <w:rPr/>
+        <w:t>Esta tela é responsável por consolidar e exibir os dados financeiros (Ganhos e Despesas) registados pelo piloto, permitindo uma análise temporal da performance do seu trabalho.</w:t>
+      </w:r>
+    </w:p>
+    <w:p>
+      <w:pPr>
+        <w:pStyle w:val="Heading2"/>
+        <w:spacing w:lineRule="auto" w:line="276" w:before="0" w:after="140"/>
+        <w:rPr>
+          <w:sz w:val="24"/>
+          <w:szCs w:val="24"/>
+        </w:rPr>
+      </w:pPr>
+      <w:r>
+        <w:rPr>
+          <w:sz w:val="24"/>
+          <w:szCs w:val="24"/>
+        </w:rPr>
+        <w:t>1. Interface e Layout (UI/UX)</w:t>
+      </w:r>
+    </w:p>
+    <w:p>
+      <w:pPr>
+        <w:pStyle w:val="BodyText"/>
+        <w:rPr/>
+      </w:pPr>
+      <w:r>
+        <w:rPr/>
+        <w:t xml:space="preserve">O design foca-se na </w:t>
       </w:r>
       <w:r>
         <w:rPr>
           <w:rStyle w:val="Strong"/>
         </w:rPr>
-        <w:t>Histórico Completo</w:t>
-      </w:r>
-      <w:r>
-        <w:rPr/>
-        <w:t xml:space="preserve"> funciona como o livro de contabilidade do motoboy. Ela permite uma auditoria detalhada de todos os lançamentos (Ganhos e Despesas) e quilometragens registradas, garantindo que o usuário tenha controle total sobre o que foi anotado no passado.</w:t>
-      </w:r>
-    </w:p>
-    <w:p>
-      <w:pPr>
-        <w:pStyle w:val="Heading2"/>
-        <w:bidi w:val="0"/>
+        <w:t>Comparação Visual</w:t>
+      </w:r>
+      <w:r>
+        <w:rPr/>
+        <w:t xml:space="preserve"> e na </w:t>
+      </w:r>
+      <w:r>
+        <w:rPr>
+          <w:rStyle w:val="Strong"/>
+        </w:rPr>
+        <w:t>Organização Cronológica</w:t>
+      </w:r>
+      <w:r>
+        <w:rPr/>
+        <w:t>.</w:t>
+      </w:r>
+    </w:p>
+    <w:p>
+      <w:pPr>
+        <w:pStyle w:val="Heading3"/>
         <w:spacing w:lineRule="auto" w:line="276" w:before="0" w:after="140"/>
-        <w:jc w:val="start"/>
-        <w:rPr/>
-      </w:pPr>
-      <w:r>
-        <w:rPr/>
-        <w:t>1. Interface e Layout (UI/UX)</w:t>
-      </w:r>
-    </w:p>
-    <w:p>
-      <w:pPr>
-        <w:pStyle w:val="BodyText"/>
-        <w:bidi w:val="0"/>
-        <w:jc w:val="start"/>
-        <w:rPr/>
-      </w:pPr>
-      <w:r>
-        <w:rPr/>
-        <w:t>O foco aqui é a organização da informação e a facilidade de busca.</w:t>
-      </w:r>
-    </w:p>
-    <w:p>
-      <w:pPr>
-        <w:pStyle w:val="Heading3"/>
-        <w:bidi w:val="0"/>
-        <w:spacing w:lineRule="auto" w:line="276" w:before="0" w:after="140"/>
-        <w:jc w:val="start"/>
-        <w:rPr/>
-      </w:pPr>
-      <w:r>
-        <w:rPr/>
+        <w:rPr>
+          <w:sz w:val="24"/>
+          <w:szCs w:val="24"/>
+        </w:rPr>
+      </w:pPr>
+      <w:r>
+        <w:rPr>
+          <w:sz w:val="24"/>
+          <w:szCs w:val="24"/>
+        </w:rPr>
         <w:t>1.1. Estrutura Visual</w:t>
       </w:r>
     </w:p>
@@ -84,18 +111,16 @@
         </w:numPr>
         <w:tabs>
           <w:tab w:val="clear" w:pos="709"/>
-          <w:tab w:val="left" w:pos="709" w:leader="none"/>
-        </w:tabs>
-        <w:bidi w:val="0"/>
+          <w:tab w:val="left" w:pos="0" w:leader="none"/>
+        </w:tabs>
         <w:ind w:hanging="283" w:start="709"/>
-        <w:jc w:val="start"/>
         <w:rPr/>
       </w:pPr>
       <w:r>
         <w:rPr>
           <w:rStyle w:val="Strong"/>
         </w:rPr>
-        <w:t>Barra de Busca e Filtros:</w:t>
+        <w:t>Cabeçalho com Filtros:</w:t>
       </w:r>
     </w:p>
     <w:p>
@@ -107,16 +132,20 @@
         </w:numPr>
         <w:tabs>
           <w:tab w:val="clear" w:pos="709"/>
-          <w:tab w:val="left" w:pos="1418" w:leader="none"/>
-        </w:tabs>
-        <w:bidi w:val="0"/>
+          <w:tab w:val="left" w:pos="0" w:leader="none"/>
+        </w:tabs>
         <w:ind w:hanging="283" w:start="1418"/>
-        <w:jc w:val="start"/>
-        <w:rPr/>
-      </w:pPr>
-      <w:r>
-        <w:rPr/>
-        <w:t>Campo de busca no topo para filtrar por categoria (ex: "Combustível" ou "iFood").</w:t>
+        <w:rPr/>
+      </w:pPr>
+      <w:r>
+        <w:rPr>
+          <w:rStyle w:val="Strong"/>
+        </w:rPr>
+        <w:t>Botão Voltar:</w:t>
+      </w:r>
+      <w:r>
+        <w:rPr/>
+        <w:t xml:space="preserve"> Retorna ao Dashboard.</w:t>
       </w:r>
     </w:p>
     <w:p>
@@ -128,16 +157,45 @@
         </w:numPr>
         <w:tabs>
           <w:tab w:val="clear" w:pos="709"/>
-          <w:tab w:val="left" w:pos="1418" w:leader="none"/>
-        </w:tabs>
-        <w:bidi w:val="0"/>
+          <w:tab w:val="left" w:pos="0" w:leader="none"/>
+        </w:tabs>
         <w:ind w:hanging="283" w:start="1418"/>
-        <w:jc w:val="start"/>
-        <w:rPr/>
-      </w:pPr>
-      <w:r>
-        <w:rPr/>
-        <w:t>Filtros Rápidos (Chips): "Todos", "Ganhos" e "Despesas".</w:t>
+        <w:rPr/>
+      </w:pPr>
+      <w:r>
+        <w:rPr>
+          <w:rStyle w:val="Strong"/>
+        </w:rPr>
+        <w:t>Seletor de Período (Tabs):</w:t>
+      </w:r>
+      <w:r>
+        <w:rPr/>
+        <w:t xml:space="preserve"> Alternância rápida entre Dia, Semana e Mês. Isso dispara novas queries no SQLite.</w:t>
+      </w:r>
+    </w:p>
+    <w:p>
+      <w:pPr>
+        <w:pStyle w:val="BodyText"/>
+        <w:numPr>
+          <w:ilvl w:val="1"/>
+          <w:numId w:val="1"/>
+        </w:numPr>
+        <w:tabs>
+          <w:tab w:val="clear" w:pos="709"/>
+          <w:tab w:val="left" w:pos="0" w:leader="none"/>
+        </w:tabs>
+        <w:ind w:hanging="283" w:start="1418"/>
+        <w:rPr/>
+      </w:pPr>
+      <w:r>
+        <w:rPr>
+          <w:rStyle w:val="Strong"/>
+        </w:rPr>
+        <w:t>Botão de Filtro:</w:t>
+      </w:r>
+      <w:r>
+        <w:rPr/>
+        <w:t xml:space="preserve"> Permite filtrar por veículo específico ou por categoria.</w:t>
       </w:r>
     </w:p>
     <w:p>
@@ -149,18 +207,16 @@
         </w:numPr>
         <w:tabs>
           <w:tab w:val="clear" w:pos="709"/>
-          <w:tab w:val="left" w:pos="709" w:leader="none"/>
-        </w:tabs>
-        <w:bidi w:val="0"/>
+          <w:tab w:val="left" w:pos="0" w:leader="none"/>
+        </w:tabs>
         <w:ind w:hanging="283" w:start="709"/>
-        <w:jc w:val="start"/>
         <w:rPr/>
       </w:pPr>
       <w:r>
         <w:rPr>
           <w:rStyle w:val="Strong"/>
         </w:rPr>
-        <w:t>Lista de Registros (Timeline):</w:t>
+        <w:t>Card de Análise (Gráfico):</w:t>
       </w:r>
     </w:p>
     <w:p>
@@ -172,22 +228,20 @@
         </w:numPr>
         <w:tabs>
           <w:tab w:val="clear" w:pos="709"/>
-          <w:tab w:val="left" w:pos="1418" w:leader="none"/>
-        </w:tabs>
-        <w:bidi w:val="0"/>
+          <w:tab w:val="left" w:pos="0" w:leader="none"/>
+        </w:tabs>
         <w:ind w:hanging="283" w:start="1418"/>
-        <w:jc w:val="start"/>
         <w:rPr/>
       </w:pPr>
       <w:r>
         <w:rPr>
           <w:rStyle w:val="Strong"/>
         </w:rPr>
-        <w:t>Sticky Headers (Cabeçalhos Fixos):</w:t>
-      </w:r>
-      <w:r>
-        <w:rPr/>
-        <w:t xml:space="preserve"> A lista é agrupada por data (ex: "Hoje", "Ontem", "10 de Fevereiro"). À medida que o usuário rola, o cabeçalho da data fica preso no topo.</w:t>
+        <w:t>Gráfico de Barras:</w:t>
+      </w:r>
+      <w:r>
+        <w:rPr/>
+        <w:t xml:space="preserve"> Duas barras verticais de alto contraste (Verde vs Vermelho) que mostram a proporção de ganhos e gastos no período.</w:t>
       </w:r>
     </w:p>
     <w:p>
@@ -199,22 +253,20 @@
         </w:numPr>
         <w:tabs>
           <w:tab w:val="clear" w:pos="709"/>
-          <w:tab w:val="left" w:pos="1418" w:leader="none"/>
-        </w:tabs>
-        <w:bidi w:val="0"/>
+          <w:tab w:val="left" w:pos="0" w:leader="none"/>
+        </w:tabs>
         <w:ind w:hanging="283" w:start="1418"/>
-        <w:jc w:val="start"/>
         <w:rPr/>
       </w:pPr>
       <w:r>
         <w:rPr>
           <w:rStyle w:val="Strong"/>
         </w:rPr>
-        <w:t>Cards de Item:</w:t>
-      </w:r>
-      <w:r>
-        <w:rPr/>
-        <w:t xml:space="preserve"> Cada linha mostra o ícone da categoria, o nome, a hora do registro e o valor.</w:t>
+        <w:t>Sumário Numérico:</w:t>
+      </w:r>
+      <w:r>
+        <w:rPr/>
+        <w:t xml:space="preserve"> Valores totais de Entradas, Saídas e o Saldo líquido.</w:t>
       </w:r>
     </w:p>
     <w:p>
@@ -226,18 +278,16 @@
         </w:numPr>
         <w:tabs>
           <w:tab w:val="clear" w:pos="709"/>
-          <w:tab w:val="left" w:pos="709" w:leader="none"/>
-        </w:tabs>
-        <w:bidi w:val="0"/>
+          <w:tab w:val="left" w:pos="0" w:leader="none"/>
+        </w:tabs>
         <w:ind w:hanging="283" w:start="709"/>
-        <w:jc w:val="start"/>
         <w:rPr/>
       </w:pPr>
       <w:r>
         <w:rPr>
           <w:rStyle w:val="Strong"/>
         </w:rPr>
-        <w:t>Resumo de Período (Rodapé ou Cabeçalho):</w:t>
+        <w:t>Lista de Atividades:</w:t>
       </w:r>
     </w:p>
     <w:p>
@@ -249,41 +299,113 @@
         </w:numPr>
         <w:tabs>
           <w:tab w:val="clear" w:pos="709"/>
-          <w:tab w:val="left" w:pos="1418" w:leader="none"/>
-        </w:tabs>
-        <w:bidi w:val="0"/>
+          <w:tab w:val="left" w:pos="0" w:leader="none"/>
+        </w:tabs>
         <w:ind w:hanging="283" w:start="1418"/>
-        <w:jc w:val="start"/>
-        <w:rPr/>
-      </w:pPr>
-      <w:r>
-        <w:rPr/>
-        <w:t>Um pequeno resumo flutuante que mostra o saldo total do que está sendo exibido na tela (ex: "Total exibido: R$ 450,00").</w:t>
+        <w:rPr/>
+      </w:pPr>
+      <w:r>
+        <w:rPr/>
+        <w:t>Agrupamento cronológico dos registos.</w:t>
+      </w:r>
+    </w:p>
+    <w:p>
+      <w:pPr>
+        <w:pStyle w:val="BodyText"/>
+        <w:numPr>
+          <w:ilvl w:val="1"/>
+          <w:numId w:val="1"/>
+        </w:numPr>
+        <w:tabs>
+          <w:tab w:val="clear" w:pos="709"/>
+          <w:tab w:val="left" w:pos="0" w:leader="none"/>
+        </w:tabs>
+        <w:ind w:hanging="283" w:start="1418"/>
+        <w:rPr/>
+      </w:pPr>
+      <w:r>
+        <w:rPr>
+          <w:rStyle w:val="Strong"/>
+        </w:rPr>
+        <w:t>Identidade Visual:</w:t>
+      </w:r>
+      <w:r>
+        <w:rPr/>
+        <w:t xml:space="preserve"> Utiliza o </w:t>
+      </w:r>
+      <w:r>
+        <w:rPr>
+          <w:rStyle w:val="Cdigo-fonte"/>
+        </w:rPr>
+        <w:t>icone_id</w:t>
+      </w:r>
+      <w:r>
+        <w:rPr/>
+        <w:t xml:space="preserve"> e a </w:t>
+      </w:r>
+      <w:r>
+        <w:rPr>
+          <w:rStyle w:val="Cdigo-fonte"/>
+        </w:rPr>
+        <w:t>cor</w:t>
+      </w:r>
+      <w:r>
+        <w:rPr/>
+        <w:t xml:space="preserve"> definidos na tabela </w:t>
+      </w:r>
+      <w:r>
+        <w:rPr>
+          <w:rStyle w:val="Cdigo-fonte"/>
+        </w:rPr>
+        <w:t>categorias_financeiras</w:t>
+      </w:r>
+      <w:r>
+        <w:rPr/>
+        <w:t xml:space="preserve"> para facilitar o reconhecimento visual.</w:t>
       </w:r>
     </w:p>
     <w:p>
       <w:pPr>
         <w:pStyle w:val="Heading2"/>
-        <w:bidi w:val="0"/>
         <w:spacing w:lineRule="auto" w:line="276" w:before="0" w:after="140"/>
-        <w:jc w:val="start"/>
-        <w:rPr/>
-      </w:pPr>
-      <w:r>
-        <w:rPr/>
-        <w:t>2. Interação e Gestão de Dados</w:t>
-      </w:r>
-    </w:p>
-    <w:p>
-      <w:pPr>
-        <w:pStyle w:val="BodyText"/>
-        <w:bidi w:val="0"/>
-        <w:jc w:val="start"/>
-        <w:rPr/>
-      </w:pPr>
-      <w:r>
-        <w:rPr/>
-        <w:t>Para evitar erros e facilitar ajustes, as interações devem ser claras:</w:t>
+        <w:rPr>
+          <w:sz w:val="24"/>
+          <w:szCs w:val="24"/>
+        </w:rPr>
+      </w:pPr>
+      <w:r>
+        <w:rPr>
+          <w:sz w:val="24"/>
+          <w:szCs w:val="24"/>
+        </w:rPr>
+        <w:t>2. Regras de Negócio e Lógica</w:t>
+      </w:r>
+    </w:p>
+    <w:p>
+      <w:pPr>
+        <w:pStyle w:val="Heading3"/>
+        <w:spacing w:lineRule="auto" w:line="276" w:before="0" w:after="140"/>
+        <w:rPr>
+          <w:sz w:val="24"/>
+          <w:szCs w:val="24"/>
+        </w:rPr>
+      </w:pPr>
+      <w:r>
+        <w:rPr>
+          <w:sz w:val="24"/>
+          <w:szCs w:val="24"/>
+        </w:rPr>
+        <w:t>2.1. Filtros de Tempo</w:t>
+      </w:r>
+    </w:p>
+    <w:p>
+      <w:pPr>
+        <w:pStyle w:val="BodyText"/>
+        <w:rPr/>
+      </w:pPr>
+      <w:r>
+        <w:rPr/>
+        <w:t>As queries SQL são ajustadas dinamicamente:</w:t>
       </w:r>
     </w:p>
     <w:p>
@@ -295,22 +417,26 @@
         </w:numPr>
         <w:tabs>
           <w:tab w:val="clear" w:pos="709"/>
-          <w:tab w:val="left" w:pos="709" w:leader="none"/>
-        </w:tabs>
-        <w:bidi w:val="0"/>
+          <w:tab w:val="left" w:pos="0" w:leader="none"/>
+        </w:tabs>
         <w:ind w:hanging="283" w:start="709"/>
-        <w:jc w:val="start"/>
         <w:rPr/>
       </w:pPr>
       <w:r>
         <w:rPr>
           <w:rStyle w:val="Strong"/>
         </w:rPr>
-        <w:t>Edição (Toque Simples):</w:t>
-      </w:r>
-      <w:r>
-        <w:rPr/>
-        <w:t xml:space="preserve"> Ao tocar em um registro, o usuário é levado de volta para a tela de formulário, mas com os dados já preenchidos para alteração.</w:t>
+        <w:t>Dia:</w:t>
+      </w:r>
+      <w:r>
+        <w:rPr/>
+        <w:t xml:space="preserve"> </w:t>
+      </w:r>
+      <w:r>
+        <w:rPr>
+          <w:rStyle w:val="Cdigo-fonte"/>
+        </w:rPr>
+        <w:t>WHERE date(data_registro) = date('now')</w:t>
       </w:r>
     </w:p>
     <w:p>
@@ -322,49 +448,26 @@
         </w:numPr>
         <w:tabs>
           <w:tab w:val="clear" w:pos="709"/>
-          <w:tab w:val="left" w:pos="709" w:leader="none"/>
-        </w:tabs>
-        <w:bidi w:val="0"/>
+          <w:tab w:val="left" w:pos="0" w:leader="none"/>
+        </w:tabs>
         <w:ind w:hanging="283" w:start="709"/>
-        <w:jc w:val="start"/>
         <w:rPr/>
       </w:pPr>
       <w:r>
         <w:rPr>
           <w:rStyle w:val="Strong"/>
         </w:rPr>
-        <w:t>Exclusão (Toque Longo ou Deslize):</w:t>
-      </w:r>
-      <w:r>
-        <w:rPr/>
-        <w:t xml:space="preserve"> * Opção de excluir o registro via ícone de lixeira ou gesto de deslizar para a esquerda.</w:t>
-      </w:r>
-    </w:p>
-    <w:p>
-      <w:pPr>
-        <w:pStyle w:val="BodyText"/>
-        <w:numPr>
-          <w:ilvl w:val="1"/>
-          <w:numId w:val="2"/>
-        </w:numPr>
-        <w:tabs>
-          <w:tab w:val="clear" w:pos="709"/>
-          <w:tab w:val="left" w:pos="1418" w:leader="none"/>
-        </w:tabs>
-        <w:bidi w:val="0"/>
-        <w:ind w:hanging="283" w:start="1418"/>
-        <w:jc w:val="start"/>
-        <w:rPr/>
-      </w:pPr>
-      <w:r>
-        <w:rPr>
-          <w:rStyle w:val="Strong"/>
-        </w:rPr>
-        <w:t>Confirmação:</w:t>
-      </w:r>
-      <w:r>
-        <w:rPr/>
-        <w:t xml:space="preserve"> Sempre exibir uma mensagem de confirmação antes de apagar permanentemente ("Tem certeza que deseja apagar este registro?").</w:t>
+        <w:t>Semana:</w:t>
+      </w:r>
+      <w:r>
+        <w:rPr/>
+        <w:t xml:space="preserve"> </w:t>
+      </w:r>
+      <w:r>
+        <w:rPr>
+          <w:rStyle w:val="Cdigo-fonte"/>
+        </w:rPr>
+        <w:t>WHERE date(data_registro) &gt;= date('now', '-7 days')</w:t>
       </w:r>
     </w:p>
     <w:p>
@@ -376,132 +479,349 @@
         </w:numPr>
         <w:tabs>
           <w:tab w:val="clear" w:pos="709"/>
-          <w:tab w:val="left" w:pos="709" w:leader="none"/>
-        </w:tabs>
-        <w:bidi w:val="0"/>
+          <w:tab w:val="left" w:pos="0" w:leader="none"/>
+        </w:tabs>
         <w:ind w:hanging="283" w:start="709"/>
-        <w:jc w:val="start"/>
         <w:rPr/>
       </w:pPr>
       <w:r>
         <w:rPr>
           <w:rStyle w:val="Strong"/>
         </w:rPr>
-        <w:t>Scroll Infinito:</w:t>
-      </w:r>
-      <w:r>
-        <w:rPr/>
-        <w:t xml:space="preserve"> Carregamento sob demanda (ex: carregar de 20 em 20 registros) para manter o app leve e rápido.</w:t>
+        <w:t>Mês:</w:t>
+      </w:r>
+      <w:r>
+        <w:rPr/>
+        <w:t xml:space="preserve"> </w:t>
+      </w:r>
+      <w:r>
+        <w:rPr>
+          <w:rStyle w:val="Cdigo-fonte"/>
+        </w:rPr>
+        <w:t>WHERE strftime('%m', data_registro) = strftime('%m', 'now')</w:t>
+      </w:r>
+    </w:p>
+    <w:p>
+      <w:pPr>
+        <w:pStyle w:val="Heading3"/>
+        <w:spacing w:lineRule="auto" w:line="276" w:before="0" w:after="140"/>
+        <w:rPr>
+          <w:sz w:val="24"/>
+          <w:szCs w:val="24"/>
+        </w:rPr>
+      </w:pPr>
+      <w:r>
+        <w:rPr>
+          <w:sz w:val="24"/>
+          <w:szCs w:val="24"/>
+        </w:rPr>
+        <w:t>2.2. Lógica do Gráfico</w:t>
+      </w:r>
+    </w:p>
+    <w:p>
+      <w:pPr>
+        <w:pStyle w:val="BodyText"/>
+        <w:rPr/>
+      </w:pPr>
+      <w:r>
+        <w:rPr/>
+        <w:t>As barras utilizam escala proporcional baseada no valor máximo entre ganhos e gastos para garantir que os dados sejam sempre visíveis, independentemente do volume financeiro.</w:t>
       </w:r>
     </w:p>
     <w:p>
       <w:pPr>
         <w:pStyle w:val="Heading2"/>
-        <w:bidi w:val="0"/>
         <w:spacing w:lineRule="auto" w:line="276" w:before="0" w:after="140"/>
-        <w:jc w:val="start"/>
-        <w:rPr/>
-      </w:pPr>
-      <w:r>
-        <w:rPr/>
-        <w:t>3. Persistência e Consultas (SQLite)</w:t>
-      </w:r>
-    </w:p>
-    <w:p>
-      <w:pPr>
-        <w:pStyle w:val="BodyText"/>
-        <w:bidi w:val="0"/>
-        <w:jc w:val="start"/>
-        <w:rPr/>
-      </w:pPr>
-      <w:r>
-        <w:rPr/>
-        <w:t>O histórico deve ser recuperado em ordem cronológica inversa (mais recentes primeiro).</w:t>
+        <w:rPr>
+          <w:sz w:val="24"/>
+          <w:szCs w:val="24"/>
+        </w:rPr>
+      </w:pPr>
+      <w:r>
+        <w:rPr>
+          <w:sz w:val="24"/>
+          <w:szCs w:val="24"/>
+        </w:rPr>
+        <w:t>3. Persistência de Dados (SQLite)</w:t>
+      </w:r>
+    </w:p>
+    <w:p>
+      <w:pPr>
+        <w:pStyle w:val="BodyText"/>
+        <w:rPr/>
+      </w:pPr>
+      <w:r>
+        <w:rPr/>
+        <w:t xml:space="preserve">Esta tela realiza consultas complexas de JOIN entre </w:t>
+      </w:r>
+      <w:r>
+        <w:rPr>
+          <w:rStyle w:val="Cdigo-fonte"/>
+        </w:rPr>
+        <w:t>registros_financeiros</w:t>
+      </w:r>
+      <w:r>
+        <w:rPr/>
+        <w:t xml:space="preserve"> e </w:t>
+      </w:r>
+      <w:r>
+        <w:rPr>
+          <w:rStyle w:val="Cdigo-fonte"/>
+        </w:rPr>
+        <w:t>categorias_financeiras</w:t>
+      </w:r>
+      <w:r>
+        <w:rPr/>
+        <w:t>.</w:t>
       </w:r>
     </w:p>
     <w:p>
       <w:pPr>
         <w:pStyle w:val="Heading3"/>
-        <w:bidi w:val="0"/>
         <w:spacing w:lineRule="auto" w:line="276" w:before="0" w:after="140"/>
-        <w:jc w:val="start"/>
-        <w:rPr/>
-      </w:pPr>
-      <w:r>
-        <w:rPr/>
-        <w:t>Consulta Sugerida:</w:t>
+        <w:rPr>
+          <w:sz w:val="24"/>
+          <w:szCs w:val="24"/>
+        </w:rPr>
+      </w:pPr>
+      <w:r>
+        <w:rPr>
+          <w:sz w:val="24"/>
+          <w:szCs w:val="24"/>
+        </w:rPr>
+        <w:t>3.1. Consulta Principal</w:t>
       </w:r>
     </w:p>
     <w:p>
       <w:pPr>
         <w:pStyle w:val="Textoprformatado"/>
-        <w:bidi w:val="0"/>
         <w:spacing w:lineRule="auto" w:line="276" w:before="0" w:after="140"/>
-        <w:jc w:val="start"/>
-        <w:rPr/>
-      </w:pPr>
-      <w:r>
-        <w:rPr>
-          <w:rStyle w:val="Cdigo-fonte"/>
-        </w:rPr>
-        <w:t xml:space="preserve">SELECT * FROM registros_financeiros </w:t>
+        <w:rPr>
+          <w:rFonts w:ascii="Liberation Serif" w:hAnsi="Liberation Serif" w:eastAsia="NSimSun" w:cs="Lucida Sans"/>
+          <w:sz w:val="24"/>
+          <w:szCs w:val="24"/>
+        </w:rPr>
+      </w:pPr>
+      <w:r>
+        <w:rPr>
+          <w:rStyle w:val="Cdigo-fonte"/>
+          <w:rFonts w:ascii="Liberation Serif" w:hAnsi="Liberation Serif"/>
+          <w:sz w:val="24"/>
+          <w:szCs w:val="24"/>
+        </w:rPr>
+        <w:t xml:space="preserve">SELECT </w:t>
       </w:r>
     </w:p>
     <w:p>
       <w:pPr>
         <w:pStyle w:val="Textoprformatado"/>
-        <w:bidi w:val="0"/>
         <w:spacing w:lineRule="auto" w:line="276" w:before="0" w:after="140"/>
-        <w:jc w:val="start"/>
-        <w:rPr/>
-      </w:pPr>
-      <w:r>
-        <w:rPr>
-          <w:rStyle w:val="Cdigo-fonte"/>
-        </w:rPr>
-        <w:t xml:space="preserve">WHERE (categoria LIKE ? OR ? = '') </w:t>
+        <w:rPr>
+          <w:rFonts w:ascii="Liberation Serif" w:hAnsi="Liberation Serif" w:eastAsia="NSimSun" w:cs="Lucida Sans"/>
+          <w:sz w:val="24"/>
+          <w:szCs w:val="24"/>
+        </w:rPr>
+      </w:pPr>
+      <w:r>
+        <w:rPr>
+          <w:rStyle w:val="Cdigo-fonte"/>
+          <w:rFonts w:ascii="Liberation Serif" w:hAnsi="Liberation Serif"/>
+          <w:sz w:val="24"/>
+          <w:szCs w:val="24"/>
+        </w:rPr>
+        <w:t xml:space="preserve">  </w:t>
+      </w:r>
+      <w:r>
+        <w:rPr>
+          <w:rStyle w:val="Cdigo-fonte"/>
+          <w:rFonts w:ascii="Liberation Serif" w:hAnsi="Liberation Serif"/>
+          <w:sz w:val="24"/>
+          <w:szCs w:val="24"/>
+        </w:rPr>
+        <w:t xml:space="preserve">rf.*, </w:t>
       </w:r>
     </w:p>
     <w:p>
       <w:pPr>
         <w:pStyle w:val="Textoprformatado"/>
-        <w:bidi w:val="0"/>
         <w:spacing w:lineRule="auto" w:line="276" w:before="0" w:after="140"/>
-        <w:jc w:val="start"/>
-        <w:rPr/>
-      </w:pPr>
-      <w:r>
-        <w:rPr>
-          <w:rStyle w:val="Cdigo-fonte"/>
-        </w:rPr>
-        <w:t>AND (tipo = ? OR ? = 'todos')</w:t>
+        <w:rPr>
+          <w:rFonts w:ascii="Liberation Serif" w:hAnsi="Liberation Serif" w:eastAsia="NSimSun" w:cs="Lucida Sans"/>
+          <w:sz w:val="24"/>
+          <w:szCs w:val="24"/>
+        </w:rPr>
+      </w:pPr>
+      <w:r>
+        <w:rPr>
+          <w:rStyle w:val="Cdigo-fonte"/>
+          <w:rFonts w:ascii="Liberation Serif" w:hAnsi="Liberation Serif"/>
+          <w:sz w:val="24"/>
+          <w:szCs w:val="24"/>
+        </w:rPr>
+        <w:t xml:space="preserve">  </w:t>
+      </w:r>
+      <w:r>
+        <w:rPr>
+          <w:rStyle w:val="Cdigo-fonte"/>
+          <w:rFonts w:ascii="Liberation Serif" w:hAnsi="Liberation Serif"/>
+          <w:sz w:val="24"/>
+          <w:szCs w:val="24"/>
+        </w:rPr>
+        <w:t xml:space="preserve">cf.nome as categoria_nome, </w:t>
       </w:r>
     </w:p>
     <w:p>
       <w:pPr>
         <w:pStyle w:val="Textoprformatado"/>
-        <w:bidi w:val="0"/>
         <w:spacing w:lineRule="auto" w:line="276" w:before="0" w:after="140"/>
-        <w:jc w:val="start"/>
-        <w:rPr/>
-      </w:pPr>
-      <w:r>
-        <w:rPr>
-          <w:rStyle w:val="Cdigo-fonte"/>
-        </w:rPr>
-        <w:t>ORDER BY data_registro DESC;</w:t>
+        <w:rPr>
+          <w:rFonts w:ascii="Liberation Serif" w:hAnsi="Liberation Serif" w:eastAsia="NSimSun" w:cs="Lucida Sans"/>
+          <w:sz w:val="24"/>
+          <w:szCs w:val="24"/>
+        </w:rPr>
+      </w:pPr>
+      <w:r>
+        <w:rPr>
+          <w:rStyle w:val="Cdigo-fonte"/>
+          <w:rFonts w:ascii="Liberation Serif" w:hAnsi="Liberation Serif"/>
+          <w:sz w:val="24"/>
+          <w:szCs w:val="24"/>
+        </w:rPr>
+        <w:t xml:space="preserve">  </w:t>
+      </w:r>
+      <w:r>
+        <w:rPr>
+          <w:rStyle w:val="Cdigo-fonte"/>
+          <w:rFonts w:ascii="Liberation Serif" w:hAnsi="Liberation Serif"/>
+          <w:sz w:val="24"/>
+          <w:szCs w:val="24"/>
+        </w:rPr>
+        <w:t xml:space="preserve">cf.icone_id, </w:t>
+      </w:r>
+    </w:p>
+    <w:p>
+      <w:pPr>
+        <w:pStyle w:val="Textoprformatado"/>
+        <w:spacing w:lineRule="auto" w:line="276" w:before="0" w:after="140"/>
+        <w:rPr>
+          <w:rFonts w:ascii="Liberation Serif" w:hAnsi="Liberation Serif" w:eastAsia="NSimSun" w:cs="Lucida Sans"/>
+          <w:sz w:val="24"/>
+          <w:szCs w:val="24"/>
+        </w:rPr>
+      </w:pPr>
+      <w:r>
+        <w:rPr>
+          <w:rStyle w:val="Cdigo-fonte"/>
+          <w:rFonts w:ascii="Liberation Serif" w:hAnsi="Liberation Serif"/>
+          <w:sz w:val="24"/>
+          <w:szCs w:val="24"/>
+        </w:rPr>
+        <w:t xml:space="preserve">  </w:t>
+      </w:r>
+      <w:r>
+        <w:rPr>
+          <w:rStyle w:val="Cdigo-fonte"/>
+          <w:rFonts w:ascii="Liberation Serif" w:hAnsi="Liberation Serif"/>
+          <w:sz w:val="24"/>
+          <w:szCs w:val="24"/>
+        </w:rPr>
+        <w:t>cf.cor</w:t>
+      </w:r>
+    </w:p>
+    <w:p>
+      <w:pPr>
+        <w:pStyle w:val="Textoprformatado"/>
+        <w:spacing w:lineRule="auto" w:line="276" w:before="0" w:after="140"/>
+        <w:rPr>
+          <w:rFonts w:ascii="Liberation Serif" w:hAnsi="Liberation Serif" w:eastAsia="NSimSun" w:cs="Lucida Sans"/>
+          <w:sz w:val="24"/>
+          <w:szCs w:val="24"/>
+        </w:rPr>
+      </w:pPr>
+      <w:r>
+        <w:rPr>
+          <w:rStyle w:val="Cdigo-fonte"/>
+          <w:rFonts w:ascii="Liberation Serif" w:hAnsi="Liberation Serif"/>
+          <w:sz w:val="24"/>
+          <w:szCs w:val="24"/>
+        </w:rPr>
+        <w:t>FROM registros_financeiros rf</w:t>
+      </w:r>
+    </w:p>
+    <w:p>
+      <w:pPr>
+        <w:pStyle w:val="Textoprformatado"/>
+        <w:spacing w:lineRule="auto" w:line="276" w:before="0" w:after="140"/>
+        <w:rPr>
+          <w:rFonts w:ascii="Liberation Serif" w:hAnsi="Liberation Serif" w:eastAsia="NSimSun" w:cs="Lucida Sans"/>
+          <w:sz w:val="24"/>
+          <w:szCs w:val="24"/>
+        </w:rPr>
+      </w:pPr>
+      <w:r>
+        <w:rPr>
+          <w:rStyle w:val="Cdigo-fonte"/>
+          <w:rFonts w:ascii="Liberation Serif" w:hAnsi="Liberation Serif"/>
+          <w:sz w:val="24"/>
+          <w:szCs w:val="24"/>
+        </w:rPr>
+        <w:t>JOIN categorias_financeiras cf ON rf.categoria_id = cf.id</w:t>
+      </w:r>
+    </w:p>
+    <w:p>
+      <w:pPr>
+        <w:pStyle w:val="Textoprformatado"/>
+        <w:spacing w:lineRule="auto" w:line="276" w:before="0" w:after="140"/>
+        <w:rPr>
+          <w:rFonts w:ascii="Liberation Serif" w:hAnsi="Liberation Serif" w:eastAsia="NSimSun" w:cs="Lucida Sans"/>
+          <w:sz w:val="24"/>
+          <w:szCs w:val="24"/>
+        </w:rPr>
+      </w:pPr>
+      <w:r>
+        <w:rPr>
+          <w:rStyle w:val="Cdigo-fonte"/>
+          <w:rFonts w:ascii="Liberation Serif" w:hAnsi="Liberation Serif"/>
+          <w:sz w:val="24"/>
+          <w:szCs w:val="24"/>
+        </w:rPr>
+        <w:t>WHERE [CONDIÇÃO_DE_DATA]</w:t>
+      </w:r>
+    </w:p>
+    <w:p>
+      <w:pPr>
+        <w:pStyle w:val="Textoprformatado"/>
+        <w:spacing w:lineRule="auto" w:line="276" w:before="0" w:after="140"/>
+        <w:rPr>
+          <w:rFonts w:ascii="Liberation Serif" w:hAnsi="Liberation Serif" w:eastAsia="NSimSun" w:cs="Lucida Sans"/>
+          <w:sz w:val="24"/>
+          <w:szCs w:val="24"/>
+        </w:rPr>
+      </w:pPr>
+      <w:r>
+        <w:rPr>
+          <w:rStyle w:val="Cdigo-fonte"/>
+          <w:rFonts w:ascii="Liberation Serif" w:hAnsi="Liberation Serif"/>
+          <w:sz w:val="24"/>
+          <w:szCs w:val="24"/>
+        </w:rPr>
+        <w:t>ORDER BY rf.data_registro DESC;</w:t>
       </w:r>
     </w:p>
     <w:p>
       <w:pPr>
         <w:pStyle w:val="Heading2"/>
-        <w:bidi w:val="0"/>
         <w:spacing w:lineRule="auto" w:line="276" w:before="0" w:after="140"/>
-        <w:jc w:val="start"/>
-        <w:rPr/>
-      </w:pPr>
-      <w:r>
-        <w:rPr/>
+        <w:rPr>
+          <w:sz w:val="24"/>
+          <w:szCs w:val="24"/>
+        </w:rPr>
+      </w:pPr>
+      <w:r>
+        <w:rPr>
+          <w:sz w:val="24"/>
+          <w:szCs w:val="24"/>
+        </w:rPr>
         <w:t>4. Fluxo de Navegação</w:t>
       </w:r>
     </w:p>
@@ -514,11 +834,9 @@
         </w:numPr>
         <w:tabs>
           <w:tab w:val="clear" w:pos="709"/>
-          <w:tab w:val="left" w:pos="709" w:leader="none"/>
-        </w:tabs>
-        <w:bidi w:val="0"/>
+          <w:tab w:val="left" w:pos="0" w:leader="none"/>
+        </w:tabs>
         <w:ind w:hanging="283" w:start="709"/>
-        <w:jc w:val="start"/>
         <w:rPr/>
       </w:pPr>
       <w:r>
@@ -529,7 +847,7 @@
       </w:r>
       <w:r>
         <w:rPr/>
-        <w:t xml:space="preserve"> Usuário clica em "Ver Tudo" no Dashboard ou no ícone de histórico no menu inferior.</w:t>
+        <w:t xml:space="preserve"> Dashboard ➔ Seção "Últimos Registos" ➔ Botão "Ver Tudo".</w:t>
       </w:r>
     </w:p>
     <w:p>
@@ -541,22 +859,20 @@
         </w:numPr>
         <w:tabs>
           <w:tab w:val="clear" w:pos="709"/>
-          <w:tab w:val="left" w:pos="709" w:leader="none"/>
-        </w:tabs>
-        <w:bidi w:val="0"/>
+          <w:tab w:val="left" w:pos="0" w:leader="none"/>
+        </w:tabs>
         <w:ind w:hanging="283" w:start="709"/>
-        <w:jc w:val="start"/>
         <w:rPr/>
       </w:pPr>
       <w:r>
         <w:rPr>
           <w:rStyle w:val="Strong"/>
         </w:rPr>
-        <w:t>Filtragem:</w:t>
-      </w:r>
-      <w:r>
-        <w:rPr/>
-        <w:t xml:space="preserve"> O usuário alterna entre "Ganhos" e "Despesas" para auditar sua semana.</w:t>
+        <w:t>Análise:</w:t>
+      </w:r>
+      <w:r>
+        <w:rPr/>
+        <w:t xml:space="preserve"> O utilizador alterna entre as abas para ver o progresso da semana ou do mês.</w:t>
       </w:r>
     </w:p>
     <w:p>
@@ -568,22 +884,20 @@
         </w:numPr>
         <w:tabs>
           <w:tab w:val="clear" w:pos="709"/>
-          <w:tab w:val="left" w:pos="709" w:leader="none"/>
-        </w:tabs>
-        <w:bidi w:val="0"/>
+          <w:tab w:val="left" w:pos="0" w:leader="none"/>
+        </w:tabs>
         <w:ind w:hanging="283" w:start="709"/>
-        <w:jc w:val="start"/>
         <w:rPr/>
       </w:pPr>
       <w:r>
         <w:rPr>
           <w:rStyle w:val="Strong"/>
         </w:rPr>
-        <w:t>Ajuste:</w:t>
-      </w:r>
-      <w:r>
-        <w:rPr/>
-        <w:t xml:space="preserve"> Caso perceba um erro (ex: anotou R$ 150 em vez de R$ 15), ele toca no item, edita e salva.</w:t>
+        <w:t>Detalhe:</w:t>
+      </w:r>
+      <w:r>
+        <w:rPr/>
+        <w:t xml:space="preserve"> Ao tocar num item da lista, abre-se um modal com os detalhes do registo (veículo utilizado, observações, etc.).</w:t>
       </w:r>
     </w:p>
     <w:p>
@@ -595,35 +909,37 @@
         </w:numPr>
         <w:tabs>
           <w:tab w:val="clear" w:pos="709"/>
-          <w:tab w:val="left" w:pos="709" w:leader="none"/>
-        </w:tabs>
-        <w:bidi w:val="0"/>
+          <w:tab w:val="left" w:pos="0" w:leader="none"/>
+        </w:tabs>
         <w:ind w:hanging="283" w:start="709"/>
-        <w:jc w:val="start"/>
         <w:rPr/>
       </w:pPr>
       <w:r>
         <w:rPr>
           <w:rStyle w:val="Strong"/>
         </w:rPr>
-        <w:t>Saída:</w:t>
-      </w:r>
-      <w:r>
-        <w:rPr/>
-        <w:t xml:space="preserve"> Ao voltar, o Dashboard reflete automaticamente o novo cálculo de lucro.</w:t>
+        <w:t>Exportação:</w:t>
+      </w:r>
+      <w:r>
+        <w:rPr/>
+        <w:t xml:space="preserve"> Ícone de exportação gera um relatório para fins de contabilidade pessoal.</w:t>
       </w:r>
     </w:p>
     <w:p>
       <w:pPr>
         <w:pStyle w:val="Heading2"/>
-        <w:bidi w:val="0"/>
         <w:spacing w:lineRule="auto" w:line="276" w:before="0" w:after="140"/>
-        <w:jc w:val="start"/>
-        <w:rPr/>
-      </w:pPr>
-      <w:r>
-        <w:rPr/>
-        <w:t>5. Dicas para Desenvolvedor (Performance)</w:t>
+        <w:rPr>
+          <w:sz w:val="24"/>
+          <w:szCs w:val="24"/>
+        </w:rPr>
+      </w:pPr>
+      <w:r>
+        <w:rPr>
+          <w:sz w:val="24"/>
+          <w:szCs w:val="24"/>
+        </w:rPr>
+        <w:t>5. Notas para o Desenvolvedor</w:t>
       </w:r>
     </w:p>
     <w:p>
@@ -635,32 +951,20 @@
         </w:numPr>
         <w:tabs>
           <w:tab w:val="clear" w:pos="709"/>
-          <w:tab w:val="left" w:pos="709" w:leader="none"/>
-        </w:tabs>
-        <w:bidi w:val="0"/>
+          <w:tab w:val="left" w:pos="0" w:leader="none"/>
+        </w:tabs>
         <w:ind w:hanging="283" w:start="709"/>
-        <w:jc w:val="start"/>
         <w:rPr/>
       </w:pPr>
       <w:r>
         <w:rPr>
           <w:rStyle w:val="Strong"/>
         </w:rPr>
-        <w:t>FlashList:</w:t>
-      </w:r>
-      <w:r>
-        <w:rPr/>
-        <w:t xml:space="preserve"> Utilize a biblioteca </w:t>
-      </w:r>
-      <w:r>
-        <w:rPr>
-          <w:rStyle w:val="Cdigo-fonte"/>
-        </w:rPr>
-        <w:t>FlashList</w:t>
-      </w:r>
-      <w:r>
-        <w:rPr/>
-        <w:t xml:space="preserve"> (do Shopify) em vez da FlatList padrão do React Native. Ela é muito mais rápida para listas com milhares de registros e consome menos memória.</w:t>
+        <w:t>Mapeamento de Ícones:</w:t>
+      </w:r>
+      <w:r>
+        <w:rPr/>
+        <w:t xml:space="preserve"> Reutilizar a função global de mapeamento de IDs de ícones para manter a consistência visual em todo o app.</w:t>
       </w:r>
     </w:p>
     <w:p>
@@ -672,22 +976,30 @@
         </w:numPr>
         <w:tabs>
           <w:tab w:val="clear" w:pos="709"/>
-          <w:tab w:val="left" w:pos="709" w:leader="none"/>
-        </w:tabs>
-        <w:bidi w:val="0"/>
+          <w:tab w:val="left" w:pos="0" w:leader="none"/>
+        </w:tabs>
         <w:ind w:hanging="283" w:start="709"/>
-        <w:jc w:val="start"/>
         <w:rPr/>
       </w:pPr>
       <w:r>
         <w:rPr>
           <w:rStyle w:val="Strong"/>
         </w:rPr>
-        <w:t>Formatação de Data:</w:t>
-      </w:r>
-      <w:r>
-        <w:rPr/>
-        <w:t xml:space="preserve"> Agrupe os dados no lado do JavaScript após a consulta para criar os cabeçalhos de data de forma eficiente.</w:t>
+        <w:t>Performance:</w:t>
+      </w:r>
+      <w:r>
+        <w:rPr/>
+        <w:t xml:space="preserve"> Para períodos longos (mês), considere o uso de </w:t>
+      </w:r>
+      <w:r>
+        <w:rPr>
+          <w:rStyle w:val="Cdigo-fonte"/>
+        </w:rPr>
+        <w:t>FlashList</w:t>
+      </w:r>
+      <w:r>
+        <w:rPr/>
+        <w:t xml:space="preserve"> para garantir uma rolagem fluida.</w:t>
       </w:r>
     </w:p>
     <w:p>
@@ -699,49 +1011,20 @@
         </w:numPr>
         <w:tabs>
           <w:tab w:val="clear" w:pos="709"/>
-          <w:tab w:val="left" w:pos="709" w:leader="none"/>
-        </w:tabs>
-        <w:bidi w:val="0"/>
+          <w:tab w:val="left" w:pos="0" w:leader="none"/>
+        </w:tabs>
         <w:ind w:hanging="283" w:start="709"/>
-        <w:jc w:val="start"/>
         <w:rPr/>
       </w:pPr>
       <w:r>
         <w:rPr>
           <w:rStyle w:val="Strong"/>
         </w:rPr>
-        <w:t>Feedback de Exclusão:</w:t>
-      </w:r>
-      <w:r>
-        <w:rPr/>
-        <w:t xml:space="preserve"> Ao excluir, remova o item da lista com uma animação de "desaparecimento" para dar fluidez ao app.</w:t>
-      </w:r>
-    </w:p>
-    <w:p>
-      <w:pPr>
-        <w:pStyle w:val="BodyText"/>
-        <w:numPr>
-          <w:ilvl w:val="0"/>
-          <w:numId w:val="4"/>
-        </w:numPr>
-        <w:tabs>
-          <w:tab w:val="clear" w:pos="709"/>
-          <w:tab w:val="left" w:pos="709" w:leader="none"/>
-        </w:tabs>
-        <w:bidi w:val="0"/>
-        <w:ind w:hanging="283" w:start="709"/>
-        <w:jc w:val="start"/>
-        <w:rPr/>
-      </w:pPr>
-      <w:r>
-        <w:rPr>
-          <w:rStyle w:val="Strong"/>
-        </w:rPr>
-        <w:t>Cache de Ícones:</w:t>
-      </w:r>
-      <w:r>
-        <w:rPr/>
-        <w:t xml:space="preserve"> Como os ícones de categorias se repetem muito, use SVGs leves para não sobrecarregar a renderização da lista.</w:t>
+        <w:t>Feedback:</w:t>
+      </w:r>
+      <w:r>
+        <w:rPr/>
+        <w:t xml:space="preserve"> Caso o saldo seja negativo, a cor do texto do saldo deve mudar para amarelo ou vermelho para alertar o utilizador.</w:t>
       </w:r>
     </w:p>
     <w:p>
@@ -763,6 +1046,7 @@
       <w:pgNumType w:fmt="decimal"/>
       <w:formProt w:val="false"/>
       <w:textDirection w:val="lrTb"/>
+      <w:docGrid w:type="default" w:linePitch="100" w:charSpace="0"/>
     </w:sectPr>
   </w:body>
 </w:document>
@@ -773,8 +1057,8 @@
   <w:abstractNum w:abstractNumId="1">
     <w:lvl w:ilvl="0">
       <w:start w:val="1"/>
-      <w:numFmt w:val="bullet"/>
-      <w:lvlText w:val=""/>
+      <w:numFmt w:val="decimal"/>
+      <w:lvlText w:val="%1."/>
       <w:lvlJc w:val="start"/>
       <w:pPr>
         <w:tabs>
@@ -782,9 +1066,7 @@
         </w:tabs>
         <w:ind w:start="709" w:hanging="283"/>
       </w:pPr>
-      <w:rPr>
-        <w:rFonts w:ascii="Symbol" w:hAnsi="Symbol" w:cs="Symbol" w:hint="default"/>
-      </w:rPr>
+      <w:rPr/>
     </w:lvl>
     <w:lvl w:ilvl="1">
       <w:start w:val="1"/>
@@ -1303,7 +1585,6 @@
   <w:abstractNum w:abstractNumId="5">
     <w:lvl w:ilvl="0">
       <w:start w:val="1"/>
-      <w:pStyle w:val="Heading1"/>
       <w:numFmt w:val="none"/>
       <w:suff w:val="nothing"/>
       <w:lvlText w:val=""/>
@@ -1317,7 +1598,6 @@
     </w:lvl>
     <w:lvl w:ilvl="1">
       <w:start w:val="1"/>
-      <w:pStyle w:val="Heading2"/>
       <w:numFmt w:val="none"/>
       <w:suff w:val="nothing"/>
       <w:lvlText w:val=""/>
@@ -1331,7 +1611,6 @@
     </w:lvl>
     <w:lvl w:ilvl="2">
       <w:start w:val="1"/>
-      <w:pStyle w:val="Heading3"/>
       <w:numFmt w:val="none"/>
       <w:suff w:val="nothing"/>
       <w:lvlText w:val=""/>
@@ -1454,7 +1733,6 @@
     </w:rPrDefault>
     <w:pPrDefault>
       <w:pPr>
-        <w:widowControl/>
         <w:suppressAutoHyphens w:val="true"/>
       </w:pPr>
     </w:pPrDefault>
@@ -1464,7 +1742,10 @@
     <w:qFormat/>
     <w:pPr>
       <w:widowControl/>
+      <w:suppressAutoHyphens w:val="true"/>
       <w:bidi w:val="0"/>
+      <w:spacing w:before="0" w:after="0"/>
+      <w:jc w:val="start"/>
     </w:pPr>
     <w:rPr>
       <w:rFonts w:ascii="Liberation Serif" w:hAnsi="Liberation Serif" w:eastAsia="NSimSun" w:cs="Lucida Sans"/>
@@ -1477,7 +1758,7 @@
   </w:style>
   <w:style w:type="paragraph" w:styleId="Heading1">
     <w:name w:val="heading 1"/>
-    <w:basedOn w:val="Ttulo"/>
+    <w:basedOn w:val="Ttulouser"/>
     <w:next w:val="BodyText"/>
     <w:qFormat/>
     <w:pPr>
@@ -1494,7 +1775,7 @@
   </w:style>
   <w:style w:type="paragraph" w:styleId="Heading2">
     <w:name w:val="heading 2"/>
-    <w:basedOn w:val="Ttulo"/>
+    <w:basedOn w:val="Ttulouser"/>
     <w:next w:val="BodyText"/>
     <w:qFormat/>
     <w:pPr>
@@ -1511,7 +1792,7 @@
   </w:style>
   <w:style w:type="paragraph" w:styleId="Heading3">
     <w:name w:val="heading 3"/>
-    <w:basedOn w:val="Ttulo"/>
+    <w:basedOn w:val="Ttulouser"/>
     <w:next w:val="BodyText"/>
     <w:qFormat/>
     <w:pPr>
@@ -1534,6 +1815,30 @@
       <w:bCs/>
     </w:rPr>
   </w:style>
+  <w:style w:type="character" w:styleId="Marcadoresuser">
+    <w:name w:val="Marcadores (user)"/>
+    <w:qFormat/>
+    <w:rPr>
+      <w:rFonts w:ascii="OpenSymbol" w:hAnsi="OpenSymbol" w:eastAsia="OpenSymbol" w:cs="OpenSymbol"/>
+    </w:rPr>
+  </w:style>
+  <w:style w:type="character" w:styleId="Cdigo-fonteuser">
+    <w:name w:val="Código-fonte (user)"/>
+    <w:qFormat/>
+    <w:rPr>
+      <w:rFonts w:ascii="Liberation Mono" w:hAnsi="Liberation Mono" w:eastAsia="NSimSun" w:cs="Liberation Mono"/>
+    </w:rPr>
+  </w:style>
+  <w:style w:type="character" w:styleId="Smbolosdenumeraouser">
+    <w:name w:val="Símbolos de numeração (user)"/>
+    <w:qFormat/>
+    <w:rPr/>
+  </w:style>
+  <w:style w:type="character" w:styleId="Smbolosdenumerao">
+    <w:name w:val="Símbolos de numeração"/>
+    <w:qFormat/>
+    <w:rPr/>
+  </w:style>
   <w:style w:type="character" w:styleId="Marcadores">
     <w:name w:val="Marcadores"/>
     <w:qFormat/>
@@ -1547,11 +1852,6 @@
     <w:rPr>
       <w:rFonts w:ascii="Liberation Mono" w:hAnsi="Liberation Mono" w:eastAsia="NSimSun" w:cs="Liberation Mono"/>
     </w:rPr>
-  </w:style>
-  <w:style w:type="character" w:styleId="Smbolosdenumerao">
-    <w:name w:val="Símbolos de numeração"/>
-    <w:qFormat/>
-    <w:rPr/>
   </w:style>
   <w:style w:type="paragraph" w:styleId="Ttulo">
     <w:name w:val="Título"/>
@@ -1609,6 +1909,45 @@
     </w:pPr>
     <w:rPr>
       <w:rFonts w:cs="Lucida Sans"/>
+    </w:rPr>
+  </w:style>
+  <w:style w:type="paragraph" w:styleId="Ttulouser">
+    <w:name w:val="Título (user)"/>
+    <w:basedOn w:val="Normal"/>
+    <w:next w:val="BodyText"/>
+    <w:qFormat/>
+    <w:pPr>
+      <w:keepNext w:val="true"/>
+      <w:spacing w:before="240" w:after="120"/>
+    </w:pPr>
+    <w:rPr>
+      <w:rFonts w:ascii="Liberation Sans" w:hAnsi="Liberation Sans" w:eastAsia="Microsoft YaHei" w:cs="Lucida Sans"/>
+      <w:sz w:val="28"/>
+      <w:szCs w:val="28"/>
+    </w:rPr>
+  </w:style>
+  <w:style w:type="paragraph" w:styleId="ndiceuser">
+    <w:name w:val="Índice (user)"/>
+    <w:basedOn w:val="Normal"/>
+    <w:qFormat/>
+    <w:pPr>
+      <w:suppressLineNumbers/>
+    </w:pPr>
+    <w:rPr>
+      <w:rFonts w:cs="Lucida Sans"/>
+    </w:rPr>
+  </w:style>
+  <w:style w:type="paragraph" w:styleId="Textoprformatadouser">
+    <w:name w:val="Texto préformatado (user)"/>
+    <w:basedOn w:val="Normal"/>
+    <w:qFormat/>
+    <w:pPr>
+      <w:spacing w:before="0" w:after="0"/>
+    </w:pPr>
+    <w:rPr>
+      <w:rFonts w:ascii="Liberation Mono" w:hAnsi="Liberation Mono" w:eastAsia="NSimSun" w:cs="Liberation Mono"/>
+      <w:sz w:val="20"/>
+      <w:szCs w:val="20"/>
     </w:rPr>
   </w:style>
   <w:style w:type="paragraph" w:styleId="Textoprformatado">
